--- a/Производственная практика C++/Docs/Фамилия Индивидуальное_задание.docx
+++ b/Производственная практика C++/Docs/Фамилия Индивидуальное_задание.docx
@@ -200,6 +200,7 @@
       <w:r>
         <w:rPr>
           <w:b/>
+          <w:color w:val="EE0000"/>
           <w:sz w:val="28"/>
           <w:szCs w:val="28"/>
           <w:highlight w:val="yellow"/>
@@ -209,6 +210,7 @@
       <w:r>
         <w:rPr>
           <w:b/>
+          <w:color w:val="EE0000"/>
           <w:sz w:val="28"/>
           <w:szCs w:val="28"/>
           <w:highlight w:val="yellow"/>
@@ -218,6 +220,7 @@
       <w:r>
         <w:rPr>
           <w:b/>
+          <w:color w:val="EE0000"/>
           <w:sz w:val="28"/>
           <w:szCs w:val="28"/>
           <w:highlight w:val="yellow"/>
@@ -227,6 +230,7 @@
       <w:r>
         <w:rPr>
           <w:b/>
+          <w:color w:val="EE0000"/>
           <w:sz w:val="28"/>
           <w:szCs w:val="28"/>
           <w:highlight w:val="yellow"/>
@@ -236,6 +240,7 @@
       <w:r>
         <w:rPr>
           <w:b/>
+          <w:color w:val="EE0000"/>
           <w:sz w:val="28"/>
           <w:szCs w:val="28"/>
           <w:highlight w:val="yellow"/>
@@ -264,30 +269,35 @@
       </w:r>
       <w:r>
         <w:rPr>
+          <w:color w:val="EE0000"/>
           <w:highlight w:val="yellow"/>
         </w:rPr>
         <w:t>202</w:t>
       </w:r>
       <w:r>
         <w:rPr>
+          <w:color w:val="EE0000"/>
           <w:highlight w:val="yellow"/>
         </w:rPr>
         <w:t>5</w:t>
       </w:r>
       <w:r>
         <w:rPr>
+          <w:color w:val="EE0000"/>
           <w:highlight w:val="yellow"/>
         </w:rPr>
         <w:t xml:space="preserve">/ </w:t>
       </w:r>
       <w:r>
         <w:rPr>
+          <w:color w:val="EE0000"/>
           <w:highlight w:val="yellow"/>
         </w:rPr>
         <w:t>202</w:t>
       </w:r>
       <w:r>
         <w:rPr>
+          <w:color w:val="EE0000"/>
           <w:highlight w:val="yellow"/>
         </w:rPr>
         <w:t>6</w:t>
@@ -331,14 +341,26 @@
       </w:r>
       <w:r>
         <w:rPr>
-          <w:color w:val="000000"/>
+          <w:color w:val="EE0000"/>
           <w:sz w:val="28"/>
           <w:szCs w:val="28"/>
           <w:highlight w:val="yellow"/>
           <w:u w:val="single"/>
         </w:rPr>
-        <w:t>Институт ВМиИТ</w:t>
+        <w:t xml:space="preserve">Институт </w:t>
       </w:r>
+      <w:proofErr w:type="spellStart"/>
+      <w:r>
+        <w:rPr>
+          <w:color w:val="EE0000"/>
+          <w:sz w:val="28"/>
+          <w:szCs w:val="28"/>
+          <w:highlight w:val="yellow"/>
+          <w:u w:val="single"/>
+        </w:rPr>
+        <w:t>ВМиИТ</w:t>
+      </w:r>
+      <w:proofErr w:type="spellEnd"/>
     </w:p>
     <w:p>
       <w:pPr>
@@ -363,7 +385,7 @@
       </w:r>
       <w:r>
         <w:rPr>
-          <w:color w:val="000000"/>
+          <w:color w:val="EE0000"/>
           <w:sz w:val="28"/>
           <w:szCs w:val="28"/>
           <w:highlight w:val="yellow"/>
@@ -380,17 +402,27 @@
         </w:rPr>
         <w:br/>
       </w:r>
+      <w:proofErr w:type="gramStart"/>
       <w:r>
         <w:rPr>
           <w:color w:val="000000"/>
           <w:sz w:val="28"/>
           <w:szCs w:val="28"/>
         </w:rPr>
-        <w:t xml:space="preserve">Профиль:                                             </w:t>
+        <w:t xml:space="preserve">Профиль:   </w:t>
+      </w:r>
+      <w:proofErr w:type="gramEnd"/>
+      <w:r>
+        <w:rPr>
+          <w:color w:val="000000"/>
+          <w:sz w:val="28"/>
+          <w:szCs w:val="28"/>
+        </w:rPr>
+        <w:t xml:space="preserve">                                          </w:t>
       </w:r>
       <w:r>
         <w:rPr>
-          <w:color w:val="000000"/>
+          <w:color w:val="EE0000"/>
           <w:sz w:val="28"/>
           <w:szCs w:val="28"/>
           <w:highlight w:val="yellow"/>
@@ -432,8 +464,19 @@
           <w:szCs w:val="28"/>
           <w:u w:val="single"/>
         </w:rPr>
-        <w:t>КФУ, Институт ВМиИТ</w:t>
+        <w:t xml:space="preserve">КФУ, Институт </w:t>
       </w:r>
+      <w:proofErr w:type="spellStart"/>
+      <w:r>
+        <w:rPr>
+          <w:color w:val="000000"/>
+          <w:sz w:val="28"/>
+          <w:szCs w:val="28"/>
+          <w:u w:val="single"/>
+        </w:rPr>
+        <w:t>ВМиИТ</w:t>
+      </w:r>
+      <w:proofErr w:type="spellEnd"/>
     </w:p>
     <w:p>
       <w:pPr>
@@ -498,8 +541,10 @@
         </w:rPr>
         <w:t xml:space="preserve">гр. </w:t>
       </w:r>
+      <w:proofErr w:type="gramStart"/>
       <w:r>
         <w:rPr>
+          <w:color w:val="EE0000"/>
           <w:sz w:val="28"/>
           <w:szCs w:val="28"/>
           <w:highlight w:val="yellow"/>
@@ -509,6 +554,7 @@
       </w:r>
       <w:r>
         <w:rPr>
+          <w:color w:val="EE0000"/>
           <w:sz w:val="28"/>
           <w:szCs w:val="28"/>
           <w:highlight w:val="yellow"/>
@@ -518,6 +564,7 @@
       </w:r>
       <w:r>
         <w:rPr>
+          <w:color w:val="EE0000"/>
           <w:sz w:val="28"/>
           <w:szCs w:val="28"/>
           <w:highlight w:val="yellow"/>
@@ -525,6 +572,7 @@
         </w:rPr>
         <w:t>21</w:t>
       </w:r>
+      <w:proofErr w:type="gramEnd"/>
     </w:p>
     <w:p>
       <w:pPr>
@@ -546,6 +594,7 @@
       </w:r>
       <w:r>
         <w:rPr>
+          <w:color w:val="EE0000"/>
           <w:sz w:val="28"/>
           <w:szCs w:val="28"/>
           <w:highlight w:val="yellow"/>
@@ -554,6 +603,7 @@
       </w:r>
       <w:r>
         <w:rPr>
+          <w:color w:val="EE0000"/>
           <w:sz w:val="28"/>
           <w:szCs w:val="28"/>
           <w:highlight w:val="yellow"/>
@@ -562,6 +612,7 @@
       </w:r>
       <w:r>
         <w:rPr>
+          <w:color w:val="EE0000"/>
           <w:sz w:val="28"/>
           <w:szCs w:val="28"/>
           <w:highlight w:val="yellow"/>
@@ -570,6 +621,7 @@
       </w:r>
       <w:r>
         <w:rPr>
+          <w:color w:val="EE0000"/>
           <w:sz w:val="28"/>
           <w:szCs w:val="28"/>
           <w:highlight w:val="yellow"/>
@@ -578,6 +630,7 @@
       </w:r>
       <w:r>
         <w:rPr>
+          <w:color w:val="EE0000"/>
           <w:sz w:val="28"/>
           <w:szCs w:val="28"/>
           <w:highlight w:val="yellow"/>
@@ -586,6 +639,7 @@
       </w:r>
       <w:r>
         <w:rPr>
+          <w:color w:val="EE0000"/>
           <w:sz w:val="28"/>
           <w:szCs w:val="28"/>
           <w:highlight w:val="yellow"/>
@@ -594,6 +648,7 @@
       </w:r>
       <w:r>
         <w:rPr>
+          <w:color w:val="EE0000"/>
           <w:sz w:val="28"/>
           <w:szCs w:val="28"/>
           <w:highlight w:val="yellow"/>
@@ -602,6 +657,7 @@
       </w:r>
       <w:r>
         <w:rPr>
+          <w:color w:val="EE0000"/>
           <w:sz w:val="28"/>
           <w:szCs w:val="28"/>
           <w:highlight w:val="yellow"/>
@@ -610,6 +666,7 @@
       </w:r>
       <w:r>
         <w:rPr>
+          <w:color w:val="EE0000"/>
           <w:sz w:val="28"/>
           <w:szCs w:val="28"/>
           <w:highlight w:val="yellow"/>
@@ -618,6 +675,7 @@
       </w:r>
       <w:r>
         <w:rPr>
+          <w:color w:val="EE0000"/>
           <w:sz w:val="28"/>
           <w:szCs w:val="28"/>
           <w:highlight w:val="yellow"/>
@@ -626,6 +684,7 @@
       </w:r>
       <w:r>
         <w:rPr>
+          <w:color w:val="EE0000"/>
           <w:sz w:val="28"/>
           <w:szCs w:val="28"/>
           <w:highlight w:val="yellow"/>
@@ -660,41 +719,13 @@
       </w:r>
       <w:r>
         <w:rPr>
-          <w:color w:val="000000"/>
+          <w:color w:val="EE0000"/>
           <w:sz w:val="28"/>
           <w:szCs w:val="28"/>
           <w:highlight w:val="yellow"/>
           <w:u w:val="single"/>
         </w:rPr>
-        <w:t>Саламатин</w:t>
-      </w:r>
-      <w:r>
-        <w:rPr>
-          <w:sz w:val="28"/>
-          <w:szCs w:val="28"/>
-          <w:highlight w:val="yellow"/>
-          <w:u w:val="single"/>
-        </w:rPr>
-        <w:t xml:space="preserve"> </w:t>
-      </w:r>
-      <w:r>
-        <w:rPr>
-          <w:color w:val="000000"/>
-          <w:sz w:val="28"/>
-          <w:szCs w:val="28"/>
-          <w:highlight w:val="yellow"/>
-          <w:u w:val="single"/>
-        </w:rPr>
-        <w:t>Артур Андрее</w:t>
-      </w:r>
-      <w:r>
-        <w:rPr>
-          <w:sz w:val="28"/>
-          <w:szCs w:val="28"/>
-          <w:highlight w:val="yellow"/>
-          <w:u w:val="single"/>
-        </w:rPr>
-        <w:t>вич</w:t>
+        <w:t>Саламатин Артур Андреевич</w:t>
       </w:r>
     </w:p>
     <w:p>
@@ -968,58 +999,67 @@
             </w:pPr>
             <w:r>
               <w:rPr>
-                <w:color w:val="000000"/>
+                <w:color w:val="EE0000"/>
+                <w:highlight w:val="yellow"/>
                 <w:lang w:val="en-US"/>
               </w:rPr>
               <w:t>09</w:t>
             </w:r>
             <w:r>
               <w:rPr>
-                <w:color w:val="000000"/>
+                <w:color w:val="EE0000"/>
+                <w:highlight w:val="yellow"/>
               </w:rPr>
               <w:t>.0</w:t>
             </w:r>
             <w:r>
               <w:rPr>
-                <w:color w:val="000000"/>
+                <w:color w:val="EE0000"/>
+                <w:highlight w:val="yellow"/>
                 <w:lang w:val="en-US"/>
               </w:rPr>
               <w:t>2</w:t>
             </w:r>
             <w:r>
               <w:rPr>
-                <w:color w:val="000000"/>
+                <w:color w:val="EE0000"/>
+                <w:highlight w:val="yellow"/>
               </w:rPr>
               <w:t>.202</w:t>
             </w:r>
             <w:r>
               <w:rPr>
-                <w:color w:val="000000"/>
+                <w:color w:val="EE0000"/>
+                <w:highlight w:val="yellow"/>
                 <w:lang w:val="en-US"/>
               </w:rPr>
               <w:t>6</w:t>
             </w:r>
             <w:r>
               <w:rPr>
-                <w:color w:val="000000"/>
+                <w:color w:val="EE0000"/>
+                <w:highlight w:val="yellow"/>
               </w:rPr>
               <w:t>–</w:t>
             </w:r>
             <w:r>
               <w:rPr>
-                <w:color w:val="000000"/>
+                <w:color w:val="EE0000"/>
+                <w:highlight w:val="yellow"/>
               </w:rPr>
               <w:t>23</w:t>
             </w:r>
             <w:r>
               <w:rPr>
-                <w:color w:val="000000"/>
+                <w:color w:val="EE0000"/>
+                <w:highlight w:val="yellow"/>
               </w:rPr>
               <w:t>.02.202</w:t>
             </w:r>
             <w:r>
               <w:rPr>
-                <w:color w:val="000000"/>
+                <w:color w:val="EE0000"/>
+                <w:highlight w:val="yellow"/>
                 <w:lang w:val="en-US"/>
               </w:rPr>
               <w:t>6</w:t>
@@ -1097,7 +1137,47 @@
                 <w:szCs w:val="28"/>
                 <w:highlight w:val="yellow"/>
               </w:rPr>
-              <w:t>методов оптимизации: имитация отжига, Нелдер-Мид, бисекция, Ньютон, перебор по сетке, золотое сечение, градиентный спуск</w:t>
+              <w:t xml:space="preserve">методов оптимизации: имитация отжига, </w:t>
+            </w:r>
+            <w:proofErr w:type="spellStart"/>
+            <w:r>
+              <w:rPr>
+                <w:color w:val="000000"/>
+                <w:sz w:val="28"/>
+                <w:szCs w:val="28"/>
+                <w:highlight w:val="yellow"/>
+              </w:rPr>
+              <w:t>Нелдер</w:t>
+            </w:r>
+            <w:proofErr w:type="spellEnd"/>
+            <w:r>
+              <w:rPr>
+                <w:color w:val="000000"/>
+                <w:sz w:val="28"/>
+                <w:szCs w:val="28"/>
+                <w:highlight w:val="yellow"/>
+              </w:rPr>
+              <w:t xml:space="preserve">-Мид, </w:t>
+            </w:r>
+            <w:proofErr w:type="spellStart"/>
+            <w:r>
+              <w:rPr>
+                <w:color w:val="000000"/>
+                <w:sz w:val="28"/>
+                <w:szCs w:val="28"/>
+                <w:highlight w:val="yellow"/>
+              </w:rPr>
+              <w:t>бисекция</w:t>
+            </w:r>
+            <w:proofErr w:type="spellEnd"/>
+            <w:r>
+              <w:rPr>
+                <w:color w:val="000000"/>
+                <w:sz w:val="28"/>
+                <w:szCs w:val="28"/>
+                <w:highlight w:val="yellow"/>
+              </w:rPr>
+              <w:t>, Ньютон, перебор по сетке, золотое сечение, градиентный спуск</w:t>
             </w:r>
             <w:r>
               <w:rPr>
@@ -1124,64 +1204,74 @@
           <w:p>
             <w:pPr>
               <w:rPr>
-                <w:color w:val="000000"/>
+                <w:color w:val="EE0000"/>
+                <w:highlight w:val="yellow"/>
                 <w:lang w:val="en-US"/>
               </w:rPr>
             </w:pPr>
             <w:r>
               <w:rPr>
-                <w:color w:val="000000"/>
+                <w:color w:val="EE0000"/>
+                <w:highlight w:val="yellow"/>
               </w:rPr>
               <w:t>24</w:t>
             </w:r>
             <w:r>
               <w:rPr>
-                <w:color w:val="000000"/>
+                <w:color w:val="EE0000"/>
+                <w:highlight w:val="yellow"/>
               </w:rPr>
               <w:t>.02.202</w:t>
             </w:r>
             <w:r>
               <w:rPr>
-                <w:color w:val="000000"/>
+                <w:color w:val="EE0000"/>
+                <w:highlight w:val="yellow"/>
                 <w:lang w:val="en-US"/>
               </w:rPr>
               <w:t>6</w:t>
             </w:r>
             <w:r>
               <w:rPr>
-                <w:color w:val="000000"/>
+                <w:color w:val="EE0000"/>
+                <w:highlight w:val="yellow"/>
               </w:rPr>
               <w:t>–</w:t>
             </w:r>
             <w:r>
               <w:rPr>
-                <w:color w:val="000000"/>
+                <w:color w:val="EE0000"/>
+                <w:highlight w:val="yellow"/>
                 <w:lang w:val="en-US"/>
               </w:rPr>
               <w:t>12</w:t>
             </w:r>
             <w:r>
               <w:rPr>
-                <w:color w:val="000000"/>
+                <w:color w:val="EE0000"/>
+                <w:highlight w:val="yellow"/>
               </w:rPr>
               <w:t>.0</w:t>
             </w:r>
             <w:r>
               <w:rPr>
-                <w:color w:val="000000"/>
+                <w:color w:val="EE0000"/>
+                <w:highlight w:val="yellow"/>
                 <w:lang w:val="en-US"/>
               </w:rPr>
               <w:t>5</w:t>
             </w:r>
             <w:r>
               <w:rPr>
-                <w:color w:val="000000"/>
+                <w:color w:val="EE0000"/>
+                <w:highlight w:val="yellow"/>
               </w:rPr>
               <w:t>.202</w:t>
             </w:r>
             <w:r>
               <w:rPr>
-                <w:color w:val="000000"/>
+                <w:color w:val="EE0000"/>
+                <w:highlight w:val="yellow"/>
                 <w:lang w:val="en-US"/>
               </w:rPr>
               <w:t>6</w:t>
@@ -1266,65 +1356,75 @@
           <w:p>
             <w:pPr>
               <w:rPr>
-                <w:color w:val="000000"/>
+                <w:color w:val="EE0000"/>
+                <w:highlight w:val="yellow"/>
                 <w:lang w:val="en-US"/>
               </w:rPr>
             </w:pPr>
             <w:r>
               <w:rPr>
-                <w:color w:val="000000"/>
+                <w:color w:val="EE0000"/>
+                <w:highlight w:val="yellow"/>
                 <w:lang w:val="en-US"/>
               </w:rPr>
               <w:t>27</w:t>
             </w:r>
             <w:r>
               <w:rPr>
-                <w:color w:val="000000"/>
+                <w:color w:val="EE0000"/>
+                <w:highlight w:val="yellow"/>
               </w:rPr>
               <w:t>.0</w:t>
             </w:r>
             <w:r>
               <w:rPr>
-                <w:color w:val="000000"/>
+                <w:color w:val="EE0000"/>
+                <w:highlight w:val="yellow"/>
                 <w:lang w:val="en-US"/>
               </w:rPr>
               <w:t>5</w:t>
             </w:r>
             <w:r>
               <w:rPr>
-                <w:color w:val="000000"/>
+                <w:color w:val="EE0000"/>
+                <w:highlight w:val="yellow"/>
               </w:rPr>
               <w:t>.202</w:t>
             </w:r>
             <w:r>
               <w:rPr>
-                <w:color w:val="000000"/>
+                <w:color w:val="EE0000"/>
+                <w:highlight w:val="yellow"/>
                 <w:lang w:val="en-US"/>
               </w:rPr>
               <w:t>6</w:t>
             </w:r>
             <w:r>
               <w:rPr>
-                <w:color w:val="000000"/>
+                <w:color w:val="EE0000"/>
+                <w:highlight w:val="yellow"/>
               </w:rPr>
               <w:t>–</w:t>
             </w:r>
             <w:r>
               <w:rPr>
-                <w:color w:val="000000"/>
+                <w:color w:val="EE0000"/>
+                <w:highlight w:val="yellow"/>
                 <w:lang w:val="en-US"/>
               </w:rPr>
               <w:t>10</w:t>
             </w:r>
             <w:r>
               <w:rPr>
-                <w:color w:val="000000"/>
+                <w:color w:val="EE0000"/>
+                <w:highlight w:val="yellow"/>
               </w:rPr>
               <w:t>.06.202</w:t>
             </w:r>
             <w:r>
               <w:rPr>
-                <w:color w:val="000000"/>
+                <w:color w:val="EE0000"/>
+                <w:highlight w:val="yellow"/>
                 <w:lang w:val="en-US"/>
               </w:rPr>
               <w:t>6</w:t>
@@ -1449,24 +1549,30 @@
           <w:sz w:val="28"/>
           <w:szCs w:val="28"/>
         </w:rPr>
-        <w:t>_______________</w:t>
+        <w:t xml:space="preserve">_______________      </w:t>
       </w:r>
       <w:r>
         <w:rPr>
-          <w:sz w:val="28"/>
-          <w:szCs w:val="28"/>
-        </w:rPr>
-        <w:t xml:space="preserve">      </w:t>
-      </w:r>
-      <w:r>
-        <w:rPr>
+          <w:color w:val="EE0000"/>
           <w:sz w:val="28"/>
           <w:szCs w:val="28"/>
           <w:highlight w:val="yellow"/>
           <w:u w:val="single"/>
         </w:rPr>
-        <w:t>Саламатин А.А.</w:t>
+        <w:t xml:space="preserve">Саламатин </w:t>
       </w:r>
+      <w:proofErr w:type="gramStart"/>
+      <w:r>
+        <w:rPr>
+          <w:color w:val="EE0000"/>
+          <w:sz w:val="28"/>
+          <w:szCs w:val="28"/>
+          <w:highlight w:val="yellow"/>
+          <w:u w:val="single"/>
+        </w:rPr>
+        <w:t>А.А.</w:t>
+      </w:r>
+      <w:proofErr w:type="gramEnd"/>
     </w:p>
     <w:p>
       <w:pPr>
